--- a/ovl/zfi_acdoca_jvso1_recon/TS_ZFI_ACDOCA_JVSO1_RECON.docx
+++ b/ovl/zfi_acdoca_jvso1_recon/TS_ZFI_ACDOCA_JVSO1_RECON.docx
@@ -103,7 +103,7 @@
               <w:rPr>
                 <w:sz w:val="18"/>
               </w:rPr>
-              <w:t>1.0</w:t>
+              <w:t>1.1 (1.0 on 19.10.2026; 1.1 drops the transaction-currency comparison)</w:t>
             </w:r>
           </w:p>
         </w:tc>
@@ -179,7 +179,7 @@
               <w:rPr>
                 <w:sz w:val="18"/>
               </w:rPr>
-              <w:t>19.10.2026</w:t>
+              <w:t>21.10.2026</w:t>
             </w:r>
           </w:p>
         </w:tc>
@@ -255,7 +255,7 @@
               <w:rPr>
                 <w:sz w:val="18"/>
               </w:rPr>
-              <w:t>None — requirement received in chat, 19/10/2026</w:t>
+              <w:t>None — requirement received in chat, 19/10/2026, amended 21/10/2026</w:t>
             </w:r>
           </w:p>
         </w:tc>
@@ -310,7 +310,7 @@
     </w:p>
     <w:p>
       <w:r>
-        <w:t>Before the JVA-on-ACDOCA cut-over, FI postings exist twice: in the universal journal (ACDOCA, ledger 0L) and in the JV ledger line items (JVSO1, ledger 4A). This report totals both sides for the same FI documents — those whose ACDOCA creation time stamp is before a cut-off date (default 27.09.2026) — by company code, venture, equity group, G/L account, recovery indicator, fiscal year and period, and shows the difference in local, group and transaction currency so that the functional team can find where the two ledgers disagree.</w:t>
+        <w:t>Before the JVA-on-ACDOCA cut-over, FI postings exist twice: in the universal journal (ACDOCA, ledger 0L) and in the JV ledger line items (JVSO1, ledger 4A). This report totals both sides for the same FI documents — those whose ACDOCA creation time stamp is before a cut-off date (default 27.09.2026) — by company code, venture, equity group, G/L account, recovery indicator, fiscal year and period, and shows the difference in local and group currency so that the functional team can find where the two ledgers disagree. Transaction currency is not compared: one grouping key can hold rows in several transaction currencies.</w:t>
       </w:r>
     </w:p>
     <w:p>
@@ -647,7 +647,7 @@
         <w:t>ovl/zfi_acdoca_jvso1_recon/ZFI_ACDOCA_JVSO1_RECON.abap</w:t>
       </w:r>
       <w:r>
-        <w:t xml:space="preserve"> (384 lines).</w:t>
+        <w:t xml:space="preserve"> (367 lines).</w:t>
       </w:r>
     </w:p>
     <w:p>
@@ -1125,17 +1125,7 @@
         <w:t>SUM( hsl )</w:t>
       </w:r>
       <w:r>
-        <w:t xml:space="preserve">, </w:t>
-      </w:r>
-      <w:r>
-        <w:rPr>
-          <w:rFonts w:ascii="Consolas" w:hAnsi="Consolas"/>
-          <w:sz w:val="18"/>
-        </w:rPr>
-        <w:t>SUM( ksl )</w:t>
-      </w:r>
-      <w:r>
-        <w:t>,</w:t>
+        <w:t xml:space="preserve"> and</w:t>
       </w:r>
     </w:p>
     <w:p>
@@ -1144,7 +1134,7 @@
           <w:rFonts w:ascii="Consolas" w:hAnsi="Consolas"/>
           <w:sz w:val="18"/>
         </w:rPr>
-        <w:t>SUM( wsl )</w:t>
+        <w:t>SUM( ksl )</w:t>
       </w:r>
       <w:r>
         <w:t xml:space="preserve"> into </w:t>
@@ -1339,16 +1329,6 @@
         <w:t>ksl</w:t>
       </w:r>
       <w:r>
-        <w:t xml:space="preserve">, </w:t>
-      </w:r>
-      <w:r>
-        <w:rPr>
-          <w:rFonts w:ascii="Consolas" w:hAnsi="Consolas"/>
-          <w:sz w:val="18"/>
-        </w:rPr>
-        <w:t>tsl</w:t>
-      </w:r>
-      <w:r>
         <w:t>.</w:t>
       </w:r>
     </w:p>
@@ -1392,14 +1372,24 @@
         <w:t>get_sum_row</w:t>
       </w:r>
       <w:r>
-        <w:t xml:space="preserve">, which returns a reference to the row and creates it with zero amounts when absent. JVSO1 fields are mapped RBUKRS→RBUKRS, RYEAR→GJAHR, POPER→POPER, RJVNAM→VNAME, REGROU→EGRUP, RACCT→RACCT, RRECIN→RECID, TSL→WSL column. Then per row: </w:t>
+        <w:t xml:space="preserve">, which returns a reference to the row and creates it with zero amounts when absent. JVSO1 fields are mapped RBUKRS→RBUKRS, RYEAR→GJAHR, POPER→POPER, RJVNAM→VNAME, REGROU→EGRUP, RACCT→RACCT, RRECIN→RECID. Then per row: </w:t>
       </w:r>
       <w:r>
         <w:rPr>
           <w:rFonts w:ascii="Consolas" w:hAnsi="Consolas"/>
           <w:sz w:val="18"/>
         </w:rPr>
-        <w:t>*_diff = *_acd − *_jv</w:t>
+        <w:t>hsl_diff = hsl_acd − hsl_jv</w:t>
+      </w:r>
+      <w:r>
+        <w:t xml:space="preserve">, </w:t>
+      </w:r>
+      <w:r>
+        <w:rPr>
+          <w:rFonts w:ascii="Consolas" w:hAnsi="Consolas"/>
+          <w:sz w:val="18"/>
+        </w:rPr>
+        <w:t>ksl_diff = ksl_acd − ksl_jv</w:t>
       </w:r>
       <w:r>
         <w:t xml:space="preserve">, </w:t>
@@ -1412,7 +1402,7 @@
         <w:t>diff = 'X'</w:t>
       </w:r>
       <w:r>
-        <w:t xml:space="preserve"> when any of the three is non-zero. </w:t>
+        <w:t xml:space="preserve"> when either is non-zero. </w:t>
       </w:r>
       <w:r>
         <w:rPr>
@@ -1464,7 +1454,7 @@
         <w:t>ACDOCA 0L vs JVSO1 4A - lines created before &lt;date&gt;</w:t>
       </w:r>
       <w:r>
-        <w:t>. Amount columns get short/medium/long headings in code (ACDOCA / JVSO1 / Difference × Local / Group / Trans.); key columns keep their DDIC headings.</w:t>
+        <w:t>. Amount columns get short/medium/long headings in code (ACDOCA / JVSO1 / Difference × Local / Group); key columns keep their DDIC headings.</w:t>
       </w:r>
     </w:p>
     <w:p>
@@ -1656,44 +1646,6 @@
               <w:rPr>
                 <w:sz w:val="18"/>
               </w:rPr>
-              <w:t>ACDOCA Trans. Amt / JVSO1 Trans. Amt / Difference Trans.</w:t>
-            </w:r>
-          </w:p>
-        </w:tc>
-        <w:tc>
-          <w:tcPr>
-            <w:tcW w:type="dxa" w:w="4320"/>
-          </w:tcPr>
-          <w:p>
-            <w:r>
-              <w:rPr>
-                <w:sz w:val="18"/>
-              </w:rPr>
-            </w:r>
-            <w:r>
-              <w:rPr>
-                <w:sz w:val="18"/>
-              </w:rPr>
-              <w:t>ACDOCA WSL vs JVSO1 TSL, ACDOCA − JVSO1</w:t>
-            </w:r>
-          </w:p>
-        </w:tc>
-      </w:tr>
-      <w:tr>
-        <w:tc>
-          <w:tcPr>
-            <w:tcW w:type="dxa" w:w="4320"/>
-          </w:tcPr>
-          <w:p>
-            <w:r>
-              <w:rPr>
-                <w:sz w:val="18"/>
-              </w:rPr>
-            </w:r>
-            <w:r>
-              <w:rPr>
-                <w:sz w:val="18"/>
-              </w:rPr>
               <w:t>Difference exists</w:t>
             </w:r>
           </w:p>
@@ -1712,7 +1664,7 @@
               <w:rPr>
                 <w:sz w:val="18"/>
               </w:rPr>
-              <w:t>X when any difference ≠ 0 — filter on it to see only mismatches</w:t>
+              <w:t>X when either difference ≠ 0 — filter on it to see only mismatches</w:t>
             </w:r>
           </w:p>
         </w:tc>
@@ -2044,7 +1996,7 @@
               <w:rPr>
                 <w:sz w:val="18"/>
               </w:rPr>
-              <w:t>Compare HSL, KSL, WSL and show the difference</w:t>
+              <w:t>Compare HSL, KSL and show the difference (WSL withdrawn 21/10/2026)</w:t>
             </w:r>
           </w:p>
         </w:tc>
@@ -2711,7 +2663,7 @@
         <w:t>ASSUMPTIONS_AND_QUERIES.md</w:t>
       </w:r>
       <w:r>
-        <w:t xml:space="preserve"> — items 1 (REFFIDOC vs DOCNR), 4 (time zone), 6 (mixed transaction currencies), 8 (period filter on JVSO1), 9 (authorisation), 10 (ledger 4C) change behaviour if answered differently; the rest are confirmations.</w:t>
+        <w:t xml:space="preserve"> — items 1 (REFFIDOC vs DOCNR), 4 (time zone), 8 (period filter on JVSO1), 9 (authorisation), 10 (ledger 4C) change behaviour if answered differently; the rest are confirmations. Items 2 and 6 were closed on 21/10/2026 with the removal of the transaction-currency comparison.</w:t>
       </w:r>
     </w:p>
     <w:sectPr>
